--- a/Tailored_CVs/Shinoy_Fairphone_QA_Automation_Engineer.docx
+++ b/Tailored_CVs/Shinoy_Fairphone_QA_Automation_Engineer.docx
@@ -70,7 +70,7 @@
           <w:b w:val="0"/>
           <w:sz w:val="19"/>
         </w:rPr>
-        <w:t>I am a QA Automation Engineer with over 8 years of experience building scalable test frameworks and integrating CI/CD quality gates. I have hands-on experience migrating suites to Playwright TypeScript and utilizing Gemini Code Assist to streamline test generation. I am comfortable balancing automated frameworks with manual test planning to support release workflows.</w:t>
+        <w:t>I am a QA automation engineer with over 8 years of experience building reliable test frameworks and CI/CD pipelines. My background includes migrating Selenium suites to Playwright and using tools like Gemini Code Assist to speed up test generation. I look forward to helping Fairphone balance manual test strategies with automated quality gates.</w:t>
       </w:r>
     </w:p>
     <w:p>
@@ -288,7 +288,7 @@
           <w:b w:val="0"/>
           <w:sz w:val="18"/>
         </w:rPr>
-        <w:t>▸ Migrated a SeleniumJava framework to Playwright TypeScript for endtoend workflows within a microservices architecture, boosting execution efficiency by 20%.</w:t>
+        <w:t>▸ Migrated legacy test suites to Playwright with TypeScript and Python frameworks to improve endtoend execution efficiency for financial workflows.</w:t>
       </w:r>
     </w:p>
     <w:p>
@@ -301,7 +301,7 @@
           <w:b w:val="0"/>
           <w:sz w:val="18"/>
         </w:rPr>
-        <w:t>▸ Implemented CI/CD pipelines and ran scheduled automation regression test builds via Jenkins while provisioning underlying test environments using Terraform and AWS.</w:t>
+        <w:t>▸ Integrated automated test builds and regression suites into Jenkins and CI/CD pipelines to catch bugs early in development.</w:t>
       </w:r>
     </w:p>
     <w:p>
@@ -314,7 +314,7 @@
           <w:b w:val="0"/>
           <w:sz w:val="18"/>
         </w:rPr>
-        <w:t>▸ Partnered with crossfunctional teams and SREs to explain release objectives, identify bottleneck areas, and reduce defect leakage prior to deployment.</w:t>
+        <w:t>▸ Streamlined complex test generation and deployment scripts utilizing AI tools like Gemini Code Assist.</w:t>
       </w:r>
     </w:p>
     <w:p>
@@ -327,7 +327,7 @@
           <w:b w:val="0"/>
           <w:sz w:val="18"/>
         </w:rPr>
-        <w:t>▸ Streamlined complex test generation and deployment scripts utilizing AI tools like Gemini Code Assist to accelerate test coverage and script maintenance.</w:t>
+        <w:t>▸ Partnered with product owners and developers during backlog refinement to translate user stories into clear acceptance criteria and edgecase scenarios.</w:t>
       </w:r>
     </w:p>
     <w:p>
